--- a/docs/Report/AI_Evidence/Week2.docx
+++ b/docs/Report/AI_Evidence/Week2.docx
@@ -14,7 +14,7 @@
           <w:color w:val="000000"/>
           <w:sz w:val="24"/>
         </w:rPr>
-        <w:t>Nhiệm vụ 1: Áp dụng JwtAuthGuard và RolesGuard toàn cục trong Gateway bootstrap main.ts</w:t>
+        <w:t>Task 1: Apply JwtAuthGuard and RolesGuard globally in Gateway bootstrap main.ts</w:t>
       </w:r>
     </w:p>
     <w:tbl>
@@ -39,7 +39,7 @@
                 <w:b/>
                 <w:sz w:val="24"/>
               </w:rPr>
-              <w:t>Tên công cụ AI</w:t>
+              <w:t>AI Tool Used</w:t>
             </w:r>
           </w:p>
         </w:tc>
@@ -70,7 +70,7 @@
                 <w:b/>
                 <w:sz w:val="24"/>
               </w:rPr>
-              <w:t>Giai đoạn SDLC</w:t>
+              <w:t>SDLC Phase</w:t>
             </w:r>
           </w:p>
         </w:tc>
@@ -84,7 +84,7 @@
                 <w:rFonts w:ascii="Times New Roman" w:hAnsi="Times New Roman"/>
                 <w:sz w:val="24"/>
               </w:rPr>
-              <w:t>Triển khai</w:t>
+              <w:t>Implementation</w:t>
             </w:r>
           </w:p>
         </w:tc>
@@ -101,7 +101,7 @@
                 <w:b/>
                 <w:sz w:val="24"/>
               </w:rPr>
-              <w:t>Thước đo định lượng</w:t>
+              <w:t>Quantitative Measure</w:t>
             </w:r>
           </w:p>
         </w:tc>
@@ -115,7 +115,7 @@
                 <w:rFonts w:ascii="Times New Roman" w:hAnsi="Times New Roman"/>
                 <w:sz w:val="24"/>
               </w:rPr>
-              <w:t>Cấu hình 2 guards toàn cục</w:t>
+              <w:t>Configure 2 global guards</w:t>
             </w:r>
           </w:p>
         </w:tc>
@@ -132,7 +132,7 @@
                 <w:b/>
                 <w:sz w:val="24"/>
               </w:rPr>
-              <w:t>Giá trị đóng góp (1-5)</w:t>
+              <w:t>Value Added (1-5)</w:t>
             </w:r>
           </w:p>
         </w:tc>
@@ -163,7 +163,7 @@
                 <w:b/>
                 <w:sz w:val="24"/>
               </w:rPr>
-              <w:t>Rủi ro &amp; Hạn chế</w:t>
+              <w:t>Risks &amp; Limitations</w:t>
             </w:r>
           </w:p>
         </w:tc>
@@ -177,7 +177,7 @@
                 <w:rFonts w:ascii="Times New Roman" w:hAnsi="Times New Roman"/>
                 <w:sz w:val="24"/>
               </w:rPr>
-              <w:t>Đặt Reflector không đúng vị trí có thể gây lỗi runtime khi đọc metadata.</w:t>
+              <w:t>Misconfigured Reflector can cause runtime exceptions when reading metadata.</w:t>
             </w:r>
           </w:p>
         </w:tc>
@@ -198,7 +198,7 @@
           <w:b/>
           <w:sz w:val="24"/>
         </w:rPr>
-        <w:t>1. Câu hỏi gửi AI (Prompt)</w:t>
+        <w:t>1. Prompt Sent to AI (Prompt)</w:t>
       </w:r>
     </w:p>
     <w:p>
@@ -212,7 +212,7 @@
           <w:i/>
           <w:sz w:val="24"/>
         </w:rPr>
-        <w:t>Chúng tôi cần thiết lập JWT authentication toàn cục trong NestJS gateway, nhưng cho phép một số endpoint là public. Làm sao để định nghĩa một global Guard và đọc custom metadata trong guard class?</w:t>
+        <w:t>We need to set up global JWT authentication in NestJS gateway but keep some endpoints public. How do we define a global Guard and read custom metadata?</w:t>
       </w:r>
     </w:p>
     <w:p>
@@ -225,7 +225,7 @@
           <w:b/>
           <w:sz w:val="24"/>
         </w:rPr>
-        <w:t>2. Câu trả lời chi tiết của AI</w:t>
+        <w:t>2. Detailed AI Response</w:t>
       </w:r>
     </w:p>
     <w:p>
@@ -237,10 +237,10 @@
           <w:rFonts w:ascii="Times New Roman" w:hAnsi="Times New Roman"/>
           <w:sz w:val="24"/>
         </w:rPr>
-        <w:t>Để làm việc này, tạo một decorator `@Public()` và cấu hình global guard sử dụng NestJS `Reflector`:</w:t>
+        <w:t>Create a `@Public()` decorator and configure the global guard using NestJS `Reflector`:</w:t>
         <w:br/>
         <w:br/>
-        <w:t>1. **Định nghĩa decorator public (`public.decorator.ts`):**</w:t>
+        <w:t>1. **Define public decorator (`public.decorator.ts`):**</w:t>
       </w:r>
     </w:p>
     <w:p>
@@ -269,7 +269,7 @@
           <w:rFonts w:ascii="Times New Roman" w:hAnsi="Times New Roman"/>
           <w:sz w:val="24"/>
         </w:rPr>
-        <w:t>2. **Kiểm tra metadata trong guard class (`jwt-auth.guard.ts`):**</w:t>
+        <w:t>2. **Verify metadata in guard class (`jwt-auth.guard.ts`):**</w:t>
       </w:r>
     </w:p>
     <w:p>
@@ -320,7 +320,7 @@
           <w:rFonts w:ascii="Times New Roman" w:hAnsi="Times New Roman"/>
           <w:sz w:val="24"/>
         </w:rPr>
-        <w:t>3. **Đăng ký toàn cục trong `main.ts`:**</w:t>
+        <w:t>3. **Register globally in `main.ts`:**</w:t>
       </w:r>
     </w:p>
     <w:p>
@@ -348,7 +348,7 @@
           <w:b/>
           <w:sz w:val="24"/>
         </w:rPr>
-        <w:t>3. Đánh giá, chọn lọc &amp; Tùy biến mã nguồn của Sinh viên</w:t>
+        <w:t>3. Student's Validation, Selection &amp; Source Code Customization</w:t>
       </w:r>
     </w:p>
     <w:p>
@@ -360,7 +360,7 @@
           <w:rFonts w:ascii="Times New Roman" w:hAnsi="Times New Roman"/>
           <w:sz w:val="24"/>
         </w:rPr>
-        <w:t>Chúng tôi đã xem xét cấu hình guards toàn cục của AI. Chúng tôi chỉnh sửa nó vì việc đăng ký guards toàn cục trực tiếp trong main.ts yêu cầu tiêm Reflector một cách chính xác để giải quyết metadata ở cấp class và handler. Chúng tôi đã cấu hình lại JwtAuthGuard để sử dụng reflector.getAllAndOverride nhằm hỗ trợ decorator @Public() tùy chỉnh, giúp bỏ qua xác thực JWT một cách an toàn trên các API công khai như đăng nhập và đăng ký.</w:t>
+        <w:t>We analyzed the AI's global guards setup. We modified it because registering guards directly in main.ts requires passing the Reflector instance properly to resolve class-level and handler-level metadata. We configured JwtAuthGuard with reflector.getAllAndOverride to support a custom @Public() decorator to safely bypass JWT validation on public endpoints like login and signup.</w:t>
       </w:r>
     </w:p>
     <w:p>
@@ -375,7 +375,7 @@
           <w:color w:val="000000"/>
           <w:sz w:val="24"/>
         </w:rPr>
-        <w:t>Nhiệm vụ 2: Viết integration test bằng Jest để kiểm tra việc chặn truy cập không có token</w:t>
+        <w:t>Task 2: Write integration tests in Jest to verify unauthorized request blocking</w:t>
       </w:r>
     </w:p>
     <w:tbl>
@@ -400,7 +400,7 @@
                 <w:b/>
                 <w:sz w:val="24"/>
               </w:rPr>
-              <w:t>Tên công cụ AI</w:t>
+              <w:t>AI Tool Used</w:t>
             </w:r>
           </w:p>
         </w:tc>
@@ -431,7 +431,7 @@
                 <w:b/>
                 <w:sz w:val="24"/>
               </w:rPr>
-              <w:t>Giai đoạn SDLC</w:t>
+              <w:t>SDLC Phase</w:t>
             </w:r>
           </w:p>
         </w:tc>
@@ -445,7 +445,7 @@
                 <w:rFonts w:ascii="Times New Roman" w:hAnsi="Times New Roman"/>
                 <w:sz w:val="24"/>
               </w:rPr>
-              <w:t>Kiểm thử</w:t>
+              <w:t>Testing</w:t>
             </w:r>
           </w:p>
         </w:tc>
@@ -462,7 +462,7 @@
                 <w:b/>
                 <w:sz w:val="24"/>
               </w:rPr>
-              <w:t>Thước đo định lượng</w:t>
+              <w:t>Quantitative Measure</w:t>
             </w:r>
           </w:p>
         </w:tc>
@@ -476,7 +476,7 @@
                 <w:rFonts w:ascii="Times New Roman" w:hAnsi="Times New Roman"/>
                 <w:sz w:val="24"/>
               </w:rPr>
-              <w:t>Tạo 3 kịch bản kiểm thử tích hợp</w:t>
+              <w:t>Create 3 integration test scenarios</w:t>
             </w:r>
           </w:p>
         </w:tc>
@@ -493,7 +493,7 @@
                 <w:b/>
                 <w:sz w:val="24"/>
               </w:rPr>
-              <w:t>Giá trị đóng góp (1-5)</w:t>
+              <w:t>Value Added (1-5)</w:t>
             </w:r>
           </w:p>
         </w:tc>
@@ -524,7 +524,7 @@
                 <w:b/>
                 <w:sz w:val="24"/>
               </w:rPr>
-              <w:t>Rủi ro &amp; Hạn chế</w:t>
+              <w:t>Risks &amp; Limitations</w:t>
             </w:r>
           </w:p>
         </w:tc>
@@ -538,7 +538,7 @@
                 <w:rFonts w:ascii="Times New Roman" w:hAnsi="Times New Roman"/>
                 <w:sz w:val="24"/>
               </w:rPr>
-              <w:t>Lỗi mock có thể khác biệt so với filter ngoại lệ thực tế của NestJS.</w:t>
+              <w:t>Mock behavior can differ from the actual NestJS global exception filters.</w:t>
             </w:r>
           </w:p>
         </w:tc>
@@ -559,7 +559,7 @@
           <w:b/>
           <w:sz w:val="24"/>
         </w:rPr>
-        <w:t>1. Câu hỏi gửi AI (Prompt)</w:t>
+        <w:t>1. Prompt Sent to AI (Prompt)</w:t>
       </w:r>
     </w:p>
     <w:p>
@@ -573,7 +573,7 @@
           <w:i/>
           <w:sz w:val="24"/>
         </w:rPr>
-        <w:t>Vui lòng viết một bộ kiểm thử tích hợp sử dụng Jest và Supertest để kiểm tra rằng NestJS Gateway trả về 401 Unauthorized cho các route được bảo vệ khi không có token.</w:t>
+        <w:t>Please write an integration test using Jest and Supertest to verify that the Gateway returns 401 for protected routes without a token.</w:t>
       </w:r>
     </w:p>
     <w:p>
@@ -586,7 +586,7 @@
           <w:b/>
           <w:sz w:val="24"/>
         </w:rPr>
-        <w:t>2. Câu trả lời chi tiết của AI</w:t>
+        <w:t>2. Detailed AI Response</w:t>
       </w:r>
     </w:p>
     <w:p>
@@ -656,7 +656,7 @@
           <w:b/>
           <w:sz w:val="24"/>
         </w:rPr>
-        <w:t>3. Đánh giá, chọn lọc &amp; Tùy biến mã nguồn của Sinh viên</w:t>
+        <w:t>3. Student's Validation, Selection &amp; Source Code Customization</w:t>
       </w:r>
     </w:p>
     <w:p>
@@ -668,7 +668,7 @@
           <w:rFonts w:ascii="Times New Roman" w:hAnsi="Times New Roman"/>
           <w:sz w:val="24"/>
         </w:rPr>
-        <w:t>Chúng tôi phân tích các test case do AI gợi ý. Mã nguồn của AI thiếu cấu hình mock cho Gateway ngoại vi. Chúng tôi đã sửa đổi bộ kiểm thử sử dụng TestingModule của NestJS để mock JWT Secret, đảm bảo mọi request không kèm Bearer token đều bị chặn và trả về đúng mã lỗi 401 Unauthorized cùng với cấu trúc payload lỗi chuẩn hóa của hệ thống.</w:t>
+        <w:t>We analyzed the AI's test cases. The code lacked proper mock configurations for external gateway dependencies. We updated the tests using NestJS TestingModule to mock the JWT Secret, verifying that all requests without a Bearer token are blocked with a 401 Unauthorized status code and standard error payload.</w:t>
       </w:r>
     </w:p>
     <w:p>
@@ -683,7 +683,7 @@
           <w:color w:val="000000"/>
           <w:sz w:val="24"/>
         </w:rPr>
-        <w:t>Nhiệm vụ 3: Viết Jest test xác nhận route công khai vượt qua JwtAuthGuard thành công</w:t>
+        <w:t>Task 3: Write Jest tests verifying public routes bypass JwtAuthGuard successfully</w:t>
       </w:r>
     </w:p>
     <w:tbl>
@@ -708,7 +708,7 @@
                 <w:b/>
                 <w:sz w:val="24"/>
               </w:rPr>
-              <w:t>Tên công cụ AI</w:t>
+              <w:t>AI Tool Used</w:t>
             </w:r>
           </w:p>
         </w:tc>
@@ -739,7 +739,7 @@
                 <w:b/>
                 <w:sz w:val="24"/>
               </w:rPr>
-              <w:t>Giai đoạn SDLC</w:t>
+              <w:t>SDLC Phase</w:t>
             </w:r>
           </w:p>
         </w:tc>
@@ -753,7 +753,7 @@
                 <w:rFonts w:ascii="Times New Roman" w:hAnsi="Times New Roman"/>
                 <w:sz w:val="24"/>
               </w:rPr>
-              <w:t>Kiểm thử</w:t>
+              <w:t>Testing</w:t>
             </w:r>
           </w:p>
         </w:tc>
@@ -770,7 +770,7 @@
                 <w:b/>
                 <w:sz w:val="24"/>
               </w:rPr>
-              <w:t>Thước đo định lượng</w:t>
+              <w:t>Quantitative Measure</w:t>
             </w:r>
           </w:p>
         </w:tc>
@@ -784,7 +784,7 @@
                 <w:rFonts w:ascii="Times New Roman" w:hAnsi="Times New Roman"/>
                 <w:sz w:val="24"/>
               </w:rPr>
-              <w:t>Xác thực thành công 2 endpoint công khai</w:t>
+              <w:t>Validate 2 public endpoints</w:t>
             </w:r>
           </w:p>
         </w:tc>
@@ -801,7 +801,7 @@
                 <w:b/>
                 <w:sz w:val="24"/>
               </w:rPr>
-              <w:t>Giá trị đóng góp (1-5)</w:t>
+              <w:t>Value Added (1-5)</w:t>
             </w:r>
           </w:p>
         </w:tc>
@@ -832,7 +832,7 @@
                 <w:b/>
                 <w:sz w:val="24"/>
               </w:rPr>
-              <w:t>Rủi ro &amp; Hạn chế</w:t>
+              <w:t>Risks &amp; Limitations</w:t>
             </w:r>
           </w:p>
         </w:tc>
@@ -846,7 +846,7 @@
                 <w:rFonts w:ascii="Times New Roman" w:hAnsi="Times New Roman"/>
                 <w:sz w:val="24"/>
               </w:rPr>
-              <w:t>Copilot tạo cấu hình mock lỗi thời, cần sửa thủ công.</w:t>
+              <w:t>Copilot generated outdated mock configurations that required manual correction.</w:t>
             </w:r>
           </w:p>
         </w:tc>
@@ -867,7 +867,7 @@
           <w:b/>
           <w:sz w:val="24"/>
         </w:rPr>
-        <w:t>1. Câu hỏi gửi AI (Prompt)</w:t>
+        <w:t>1. Prompt Sent to AI (Prompt)</w:t>
       </w:r>
     </w:p>
     <w:p>
@@ -881,7 +881,7 @@
           <w:i/>
           <w:sz w:val="24"/>
         </w:rPr>
-        <w:t>Tạo file spec kiểm thử cho controller NestJS để kiểm tra rằng các route công khai như login/register bỏ qua JwtAuthGuard, trả về 200/201 thay vì 401.</w:t>
+        <w:t>Create a test spec for a NestJS controller to verify that public routes bypass JwtAuthGuard and return 200/201.</w:t>
       </w:r>
     </w:p>
     <w:p>
@@ -894,7 +894,7 @@
           <w:b/>
           <w:sz w:val="24"/>
         </w:rPr>
-        <w:t>2. Câu trả lời chi tiết của AI</w:t>
+        <w:t>2. Detailed AI Response</w:t>
       </w:r>
     </w:p>
     <w:p>
@@ -906,7 +906,7 @@
           <w:rFonts w:ascii="Times New Roman" w:hAnsi="Times New Roman"/>
           <w:sz w:val="24"/>
         </w:rPr>
-        <w:t>Mock context thực thi của Guard và trả về true đối với việc kiểm tra metadata. Sử dụng Supertest gọi POST /auth/login và xác nhận mã HTTP trả về là 200 OK thay vì 401.</w:t>
+        <w:t>Mock the Guard's execution context to return true. Call POST /auth/login and verify 200 OK.</w:t>
       </w:r>
     </w:p>
     <w:p>
@@ -919,7 +919,7 @@
           <w:b/>
           <w:sz w:val="24"/>
         </w:rPr>
-        <w:t>3. Đánh giá, chọn lọc &amp; Tùy biến mã nguồn của Sinh viên</w:t>
+        <w:t>3. Student's Validation, Selection &amp; Source Code Customization</w:t>
       </w:r>
     </w:p>
     <w:p>
@@ -931,7 +931,7 @@
           <w:rFonts w:ascii="Times New Roman" w:hAnsi="Times New Roman"/>
           <w:sz w:val="24"/>
         </w:rPr>
-        <w:t>Chúng tôi xem xét kịch bản kiểm thử và các xác nhận (assertions). Chúng tôi tùy biến để xác thực rằng các request HTTP tới `/auth/login` và `/auth/register` trả về mã 200/201 thành công và hoàn toàn bỏ qua xử lý của Guard. Chúng tôi cũng kiểm tra xem payload trả về có chứa đầy đủ các trường accessToken và refreshToken hay không.</w:t>
+        <w:t>We reviewed the test scenarios and assertions. We customized them to verify that POST requests to `/auth/login` and `/auth/register` return 200/201 status codes and bypass the AuthGuard, checking that the returned payload contains accessToken and refreshToken.</w:t>
       </w:r>
     </w:p>
     <w:p>
@@ -946,7 +946,7 @@
           <w:color w:val="000000"/>
           <w:sz w:val="24"/>
         </w:rPr>
-        <w:t>Nhiệm vụ 4: Phân tích chiến lược vô hiệu hóa token khi người dùng đăng xuất sử dụng Redis</w:t>
+        <w:t>Task 4: Analyze token invalidation strategy using Redis on logout</w:t>
       </w:r>
     </w:p>
     <w:tbl>
@@ -971,7 +971,7 @@
                 <w:b/>
                 <w:sz w:val="24"/>
               </w:rPr>
-              <w:t>Tên công cụ AI</w:t>
+              <w:t>AI Tool Used</w:t>
             </w:r>
           </w:p>
         </w:tc>
@@ -1002,7 +1002,7 @@
                 <w:b/>
                 <w:sz w:val="24"/>
               </w:rPr>
-              <w:t>Giai đoạn SDLC</w:t>
+              <w:t>SDLC Phase</w:t>
             </w:r>
           </w:p>
         </w:tc>
@@ -1016,7 +1016,7 @@
                 <w:rFonts w:ascii="Times New Roman" w:hAnsi="Times New Roman"/>
                 <w:sz w:val="24"/>
               </w:rPr>
-              <w:t>Phân tích yêu cầu</w:t>
+              <w:t>Requirements Analysis</w:t>
             </w:r>
           </w:p>
         </w:tc>
@@ -1033,7 +1033,7 @@
                 <w:b/>
                 <w:sz w:val="24"/>
               </w:rPr>
-              <w:t>Thước đo định lượng</w:t>
+              <w:t>Quantitative Measure</w:t>
             </w:r>
           </w:p>
         </w:tc>
@@ -1047,7 +1047,7 @@
                 <w:rFonts w:ascii="Times New Roman" w:hAnsi="Times New Roman"/>
                 <w:sz w:val="24"/>
               </w:rPr>
-              <w:t>Nghiên cứu 2 phương pháp thu hồi</w:t>
+              <w:t>Evaluate 2 revocation strategies</w:t>
             </w:r>
           </w:p>
         </w:tc>
@@ -1064,7 +1064,7 @@
                 <w:b/>
                 <w:sz w:val="24"/>
               </w:rPr>
-              <w:t>Giá trị đóng góp (1-5)</w:t>
+              <w:t>Value Added (1-5)</w:t>
             </w:r>
           </w:p>
         </w:tc>
@@ -1095,7 +1095,7 @@
                 <w:b/>
                 <w:sz w:val="24"/>
               </w:rPr>
-              <w:t>Rủi ro &amp; Hạn chế</w:t>
+              <w:t>Risks &amp; Limitations</w:t>
             </w:r>
           </w:p>
         </w:tc>
@@ -1109,7 +1109,7 @@
                 <w:rFonts w:ascii="Times New Roman" w:hAnsi="Times New Roman"/>
                 <w:sz w:val="24"/>
               </w:rPr>
-              <w:t>Sự cố cụm Redis có thể làm mất đồng bộ trạng thái token.</w:t>
+              <w:t>Redis cluster failure could cause token state out of sync.</w:t>
             </w:r>
           </w:p>
         </w:tc>
@@ -1130,7 +1130,7 @@
           <w:b/>
           <w:sz w:val="24"/>
         </w:rPr>
-        <w:t>1. Câu hỏi gửi AI (Prompt)</w:t>
+        <w:t>1. Prompt Sent to AI (Prompt)</w:t>
       </w:r>
     </w:p>
     <w:p>
@@ -1144,7 +1144,7 @@
           <w:i/>
           <w:sz w:val="24"/>
         </w:rPr>
-        <w:t>Cách tốt nhất để xử lý logout và thu hồi refresh token trong hệ thống microservices là gì? Nên dùng blacklist access token hay xóa refresh token trong Redis?</w:t>
+        <w:t>What is the best way to handle logout and revoke tokens in microservices? Should we blacklist access tokens or delete refresh tokens in Redis?</w:t>
       </w:r>
     </w:p>
     <w:p>
@@ -1157,7 +1157,7 @@
           <w:b/>
           <w:sz w:val="24"/>
         </w:rPr>
-        <w:t>2. Câu trả lời chi tiết của AI</w:t>
+        <w:t>2. Detailed AI Response</w:t>
       </w:r>
     </w:p>
     <w:p>
@@ -1169,7 +1169,7 @@
           <w:rFonts w:ascii="Times New Roman" w:hAnsi="Times New Roman"/>
           <w:sz w:val="24"/>
         </w:rPr>
-        <w:t>Khi đăng xuất, chiến lược hiệu quả nhất là xóa refresh token khỏi Redis. Vì access token là stateless và có thời gian sống ngắn, việc xóa refresh token sẽ ngăn người dùng tạo access token mới. Nếu cần thu hồi ngay lập tức access token trước khi hết hạn, bạn có thể lưu chữ ký access token vào Redis blacklist với thời gian sống (TTL) bằng thời gian còn lại của token đó.</w:t>
+        <w:t>Deleting the refresh token is the most efficient strategy. Access tokens are short-lived. To revoke immediately, use a Redis blacklist with TTL matching the remaining token lifetime.</w:t>
       </w:r>
     </w:p>
     <w:p>
@@ -1182,7 +1182,7 @@
           <w:b/>
           <w:sz w:val="24"/>
         </w:rPr>
-        <w:t>3. Đánh giá, chọn lọc &amp; Tùy biến mã nguồn của Sinh viên</w:t>
+        <w:t>3. Student's Validation, Selection &amp; Source Code Customization</w:t>
       </w:r>
     </w:p>
     <w:p>
@@ -1194,7 +1194,7 @@
           <w:rFonts w:ascii="Times New Roman" w:hAnsi="Times New Roman"/>
           <w:sz w:val="24"/>
         </w:rPr>
-        <w:t>Chúng tôi đánh giá cả hai chiến lược thu hồi token do AI đề xuất: thiết lập blacklist access token và xóa refresh token. Chúng tôi đã từ chối phương án blacklist access token do số lượng ghi lớn và gây phình to bộ nhớ của Redis cho các token ngắn hạn. Chúng tôi quyết định chọn phương pháp xóa refresh token từ Redis khi đăng xuất, điều này ngăn chặn việc cấp access token mới khi hết hạn, trong khi để các access token cũ tự hết hạn tự nhiên để tiết kiệm tài nguyên.</w:t>
+        <w:t>We evaluated both token revocation strategies. We rejected access token blacklisting due to high write volumes and memory bloat in Redis. We chose to delete the refresh token on logout, preventing new access tokens from being issued while letting old ones expire naturally.</w:t>
       </w:r>
     </w:p>
     <w:p>
@@ -1209,7 +1209,7 @@
           <w:color w:val="000000"/>
           <w:sz w:val="24"/>
         </w:rPr>
-        <w:t>Nhiệm vụ 5: Thiết kế Redis keyspace và cấu trúc dữ liệu lưu trữ token</w:t>
+        <w:t>Task 5: Design Redis keyspace and data structure for token storage</w:t>
       </w:r>
     </w:p>
     <w:tbl>
@@ -1234,7 +1234,7 @@
                 <w:b/>
                 <w:sz w:val="24"/>
               </w:rPr>
-              <w:t>Tên công cụ AI</w:t>
+              <w:t>AI Tool Used</w:t>
             </w:r>
           </w:p>
         </w:tc>
@@ -1265,7 +1265,7 @@
                 <w:b/>
                 <w:sz w:val="24"/>
               </w:rPr>
-              <w:t>Giai đoạn SDLC</w:t>
+              <w:t>SDLC Phase</w:t>
             </w:r>
           </w:p>
         </w:tc>
@@ -1279,7 +1279,7 @@
                 <w:rFonts w:ascii="Times New Roman" w:hAnsi="Times New Roman"/>
                 <w:sz w:val="24"/>
               </w:rPr>
-              <w:t>Lập kế hoạch triển khai</w:t>
+              <w:t>Deployment Planning</w:t>
             </w:r>
           </w:p>
         </w:tc>
@@ -1296,7 +1296,7 @@
                 <w:b/>
                 <w:sz w:val="24"/>
               </w:rPr>
-              <w:t>Thước đo định lượng</w:t>
+              <w:t>Quantitative Measure</w:t>
             </w:r>
           </w:p>
         </w:tc>
@@ -1310,7 +1310,7 @@
                 <w:rFonts w:ascii="Times New Roman" w:hAnsi="Times New Roman"/>
                 <w:sz w:val="24"/>
               </w:rPr>
-              <w:t>Thiết lập 1 quy ước keyspace chuẩn</w:t>
+              <w:t>Establish 1 keyspace convention</w:t>
             </w:r>
           </w:p>
         </w:tc>
@@ -1327,7 +1327,7 @@
                 <w:b/>
                 <w:sz w:val="24"/>
               </w:rPr>
-              <w:t>Giá trị đóng góp (1-5)</w:t>
+              <w:t>Value Added (1-5)</w:t>
             </w:r>
           </w:p>
         </w:tc>
@@ -1358,7 +1358,7 @@
                 <w:b/>
                 <w:sz w:val="24"/>
               </w:rPr>
-              <w:t>Rủi ro &amp; Hạn chế</w:t>
+              <w:t>Risks &amp; Limitations</w:t>
             </w:r>
           </w:p>
         </w:tc>
@@ -1372,7 +1372,7 @@
                 <w:rFonts w:ascii="Times New Roman" w:hAnsi="Times New Roman"/>
                 <w:sz w:val="24"/>
               </w:rPr>
-              <w:t>Xung đột khóa nếu các microservices khác dùng chung Redis không có prefix.</w:t>
+              <w:t>Potential key collisions if other microservices share Redis without prefix.</w:t>
             </w:r>
           </w:p>
         </w:tc>
@@ -1393,7 +1393,7 @@
           <w:b/>
           <w:sz w:val="24"/>
         </w:rPr>
-        <w:t>1. Câu hỏi gửi AI (Prompt)</w:t>
+        <w:t>1. Prompt Sent to AI (Prompt)</w:t>
       </w:r>
     </w:p>
     <w:p>
@@ -1407,7 +1407,7 @@
           <w:i/>
           <w:sz w:val="24"/>
         </w:rPr>
-        <w:t>Chúng tôi cần lập kế hoạch cấu trúc keyspace Redis để lưu trữ refresh token. Làm sao để tránh xung đột và hỗ trợ việc xóa nhanh?</w:t>
+        <w:t>We need to plan a Redis keyspace structure for refresh tokens. How do we prevent collisions and support fast deletion?</w:t>
       </w:r>
     </w:p>
     <w:p>
@@ -1420,7 +1420,7 @@
           <w:b/>
           <w:sz w:val="24"/>
         </w:rPr>
-        <w:t>2. Câu trả lời chi tiết của AI</w:t>
+        <w:t>2. Detailed AI Response</w:t>
       </w:r>
     </w:p>
     <w:p>
@@ -1432,7 +1432,7 @@
           <w:rFonts w:ascii="Times New Roman" w:hAnsi="Times New Roman"/>
           <w:sz w:val="24"/>
         </w:rPr>
-        <w:t>Sử dụng định dạng `rms:auth:refresh:&lt;userId&gt;`. Khi đăng xuất, thực hiện: `redis.del('rms:auth:refresh:' + user.id)`. Bạn cũng có thể lưu dưới dạng hash nếu muốn hỗ trợ nhiều phiên đăng nhập trên nhiều thiết bị cho cùng một người dùng.</w:t>
+        <w:t>Use the `rms:auth:refresh:&lt;userId&gt;` format. Perform `redis.del('rms:auth:refresh:' + user.id)` on logout. Use hash structures for multi-device support.</w:t>
       </w:r>
     </w:p>
     <w:p>
@@ -1445,7 +1445,7 @@
           <w:b/>
           <w:sz w:val="24"/>
         </w:rPr>
-        <w:t>3. Đánh giá, chọn lọc &amp; Tùy biến mã nguồn của Sinh viên</w:t>
+        <w:t>3. Student's Validation, Selection &amp; Source Code Customization</w:t>
       </w:r>
     </w:p>
     <w:p>
@@ -1457,7 +1457,7 @@
           <w:rFonts w:ascii="Times New Roman" w:hAnsi="Times New Roman"/>
           <w:sz w:val="24"/>
         </w:rPr>
-        <w:t>Chúng tôi kiểm tra định dạng keyspace. Chúng tôi đã chuẩn hóa cấu trúc đề xuất thành dạng phân cấp: `rms:auth:refresh:&lt;userId&gt;`. Cấu trúc tiền tố (prefix) này giúp ngăn ngừa trùng lặp namespace và dễ dàng thiết lập thời gian sống tự hủy (TTL) khớp với thời gian hết hạn của token (7 ngày).</w:t>
+        <w:t>We inspected the keyspace format. We standardized it to `rms:auth:refresh:&lt;userId&gt;` to prevent namespace collisions and set TTL matching the token's 7-day expiration.</w:t>
       </w:r>
     </w:p>
     <w:p>
@@ -1472,7 +1472,7 @@
           <w:color w:val="000000"/>
           <w:sz w:val="24"/>
         </w:rPr>
-        <w:t>Nhiệm vụ 6: Thiết lập các xác nhận kiểm thử cho yêu cầu refresh token sau khi đăng xuất</w:t>
+        <w:t>Task 6: Establish test assertions for refresh token requests after logout</w:t>
       </w:r>
     </w:p>
     <w:tbl>
@@ -1497,7 +1497,7 @@
                 <w:b/>
                 <w:sz w:val="24"/>
               </w:rPr>
-              <w:t>Tên công cụ AI</w:t>
+              <w:t>AI Tool Used</w:t>
             </w:r>
           </w:p>
         </w:tc>
@@ -1528,7 +1528,7 @@
                 <w:b/>
                 <w:sz w:val="24"/>
               </w:rPr>
-              <w:t>Giai đoạn SDLC</w:t>
+              <w:t>SDLC Phase</w:t>
             </w:r>
           </w:p>
         </w:tc>
@@ -1542,7 +1542,7 @@
                 <w:rFonts w:ascii="Times New Roman" w:hAnsi="Times New Roman"/>
                 <w:sz w:val="24"/>
               </w:rPr>
-              <w:t>Chuẩn bị kiểm thử</w:t>
+              <w:t>Test Preparation</w:t>
             </w:r>
           </w:p>
         </w:tc>
@@ -1559,7 +1559,7 @@
                 <w:b/>
                 <w:sz w:val="24"/>
               </w:rPr>
-              <w:t>Thước đo định lượng</w:t>
+              <w:t>Quantitative Measure</w:t>
             </w:r>
           </w:p>
         </w:tc>
@@ -1573,7 +1573,7 @@
                 <w:rFonts w:ascii="Times New Roman" w:hAnsi="Times New Roman"/>
                 <w:sz w:val="24"/>
               </w:rPr>
-              <w:t>Tạo 3 kịch bản kiểm thử lỗi</w:t>
+              <w:t>Create 3 error test scenarios</w:t>
             </w:r>
           </w:p>
         </w:tc>
@@ -1590,7 +1590,7 @@
                 <w:b/>
                 <w:sz w:val="24"/>
               </w:rPr>
-              <w:t>Giá trị đóng góp (1-5)</w:t>
+              <w:t>Value Added (1-5)</w:t>
             </w:r>
           </w:p>
         </w:tc>
@@ -1621,7 +1621,7 @@
                 <w:b/>
                 <w:sz w:val="24"/>
               </w:rPr>
-              <w:t>Rủi ro &amp; Hạn chế</w:t>
+              <w:t>Risks &amp; Limitations</w:t>
             </w:r>
           </w:p>
         </w:tc>
@@ -1635,7 +1635,7 @@
                 <w:rFonts w:ascii="Times New Roman" w:hAnsi="Times New Roman"/>
                 <w:sz w:val="24"/>
               </w:rPr>
-              <w:t>Mã sinh tự động không kiểm soát thời gian timeout kết nối.</w:t>
+              <w:t>Auto-generated mock code does not handle connection timeouts.</w:t>
             </w:r>
           </w:p>
         </w:tc>
@@ -1656,7 +1656,7 @@
           <w:b/>
           <w:sz w:val="24"/>
         </w:rPr>
-        <w:t>1. Câu hỏi gửi AI (Prompt)</w:t>
+        <w:t>1. Prompt Sent to AI (Prompt)</w:t>
       </w:r>
     </w:p>
     <w:p>
@@ -1670,7 +1670,7 @@
           <w:i/>
           <w:sz w:val="24"/>
         </w:rPr>
-        <w:t>Tạo các xác nhận kiểm thử đơn vị để đảm bảo việc gửi yêu cầu refresh token sau khi token đã bị xóa sẽ trả về mã lỗi 401.</w:t>
+        <w:t>Create unit test assertions to verify that refresh token requests with a deleted token return 401.</w:t>
       </w:r>
     </w:p>
     <w:p>
@@ -1683,7 +1683,7 @@
           <w:b/>
           <w:sz w:val="24"/>
         </w:rPr>
-        <w:t>2. Câu trả lời chi tiết của AI</w:t>
+        <w:t>2. Detailed AI Response</w:t>
       </w:r>
     </w:p>
     <w:p>
@@ -1695,7 +1695,7 @@
           <w:rFonts w:ascii="Times New Roman" w:hAnsi="Times New Roman"/>
           <w:sz w:val="24"/>
         </w:rPr>
-        <w:t>Xác nhận rằng việc gọi route `/auth/refresh` sẽ ném ra lỗi `UnauthorizedException` khi kết quả truy vấn redis client đối với khóa tương ứng trả về giá trị `null`.</w:t>
+        <w:t>Assert that calling `/auth/refresh` throws `UnauthorizedException` when the redis query returns null.</w:t>
       </w:r>
     </w:p>
     <w:p>
@@ -1708,7 +1708,7 @@
           <w:b/>
           <w:sz w:val="24"/>
         </w:rPr>
-        <w:t>3. Đánh giá, chọn lọc &amp; Tùy biến mã nguồn của Sinh viên</w:t>
+        <w:t>3. Student's Validation, Selection &amp; Source Code Customization</w:t>
       </w:r>
     </w:p>
     <w:p>
@@ -1720,7 +1720,7 @@
           <w:rFonts w:ascii="Times New Roman" w:hAnsi="Times New Roman"/>
           <w:sz w:val="24"/>
         </w:rPr>
-        <w:t>Chúng tôi kiểm thử logic giả lập Redis. Mã nguồn sinh ra bởi AI chưa bao quát trường hợp kết nối Redis bị lỗi hoặc trả về giá trị rỗng. Chúng tôi đã tùy biến kiểm thử để đảm bảo rằng khi truy vấn Redis trả về null, bộ xử lý AuthController sẽ ném ra ngoại lệ `UnauthorizedException` ngay lập tức.</w:t>
+        <w:t>We tested the Redis mock logic. The AI code missed error handling for Redis connection timeouts or empty values. We customized the tests to ensure that when Redis returns null, AuthController throws an UnauthorizedException immediately.</w:t>
       </w:r>
     </w:p>
     <w:p>
@@ -1735,7 +1735,7 @@
           <w:color w:val="000000"/>
           <w:sz w:val="24"/>
         </w:rPr>
-        <w:t>Nhiệm vụ 7: Trích xuất và kiểm tra JWT từ HTTP Authorization Header trong Gateway</w:t>
+        <w:t>Task 7: Extract and validate JWT from HTTP Authorization Header in Gateway</w:t>
       </w:r>
     </w:p>
     <w:tbl>
@@ -1760,7 +1760,7 @@
                 <w:b/>
                 <w:sz w:val="24"/>
               </w:rPr>
-              <w:t>Tên công cụ AI</w:t>
+              <w:t>AI Tool Used</w:t>
             </w:r>
           </w:p>
         </w:tc>
@@ -1791,7 +1791,7 @@
                 <w:b/>
                 <w:sz w:val="24"/>
               </w:rPr>
-              <w:t>Giai đoạn SDLC</w:t>
+              <w:t>SDLC Phase</w:t>
             </w:r>
           </w:p>
         </w:tc>
@@ -1805,7 +1805,7 @@
                 <w:rFonts w:ascii="Times New Roman" w:hAnsi="Times New Roman"/>
                 <w:sz w:val="24"/>
               </w:rPr>
-              <w:t>Triển khai</w:t>
+              <w:t>Implementation</w:t>
             </w:r>
           </w:p>
         </w:tc>
@@ -1822,7 +1822,7 @@
                 <w:b/>
                 <w:sz w:val="24"/>
               </w:rPr>
-              <w:t>Thước đo định lượng</w:t>
+              <w:t>Quantitative Measure</w:t>
             </w:r>
           </w:p>
         </w:tc>
@@ -1836,7 +1836,7 @@
                 <w:rFonts w:ascii="Times New Roman" w:hAnsi="Times New Roman"/>
                 <w:sz w:val="24"/>
               </w:rPr>
-              <w:t>Xây dựng 1 bộ phân tích header</w:t>
+              <w:t>Build 1 header parser</w:t>
             </w:r>
           </w:p>
         </w:tc>
@@ -1853,7 +1853,7 @@
                 <w:b/>
                 <w:sz w:val="24"/>
               </w:rPr>
-              <w:t>Giá trị đóng góp (1-5)</w:t>
+              <w:t>Value Added (1-5)</w:t>
             </w:r>
           </w:p>
         </w:tc>
@@ -1884,7 +1884,7 @@
                 <w:b/>
                 <w:sz w:val="24"/>
               </w:rPr>
-              <w:t>Rủi ro &amp; Hạn chế</w:t>
+              <w:t>Risks &amp; Limitations</w:t>
             </w:r>
           </w:p>
         </w:tc>
@@ -1898,7 +1898,7 @@
                 <w:rFonts w:ascii="Times New Roman" w:hAnsi="Times New Roman"/>
                 <w:sz w:val="24"/>
               </w:rPr>
-              <w:t>Request lỗi có thể gây sập app nếu thiếu khối try-catch.</w:t>
+              <w:t>Malformed requests can crash the app if not wrapped in try-catch.</w:t>
             </w:r>
           </w:p>
         </w:tc>
@@ -1919,7 +1919,7 @@
           <w:b/>
           <w:sz w:val="24"/>
         </w:rPr>
-        <w:t>1. Câu hỏi gửi AI (Prompt)</w:t>
+        <w:t>1. Prompt Sent to AI (Prompt)</w:t>
       </w:r>
     </w:p>
     <w:p>
@@ -1933,7 +1933,7 @@
           <w:i/>
           <w:sz w:val="24"/>
         </w:rPr>
-        <w:t>Viết mã trích xuất token cho JwtAuthGuard của NestJS để lấy token từ HTTP Authorization header.</w:t>
+        <w:t>Write token extraction code for NestJS JwtAuthGuard to retrieve the token from the HTTP Authorization header.</w:t>
       </w:r>
     </w:p>
     <w:p>
@@ -1946,7 +1946,7 @@
           <w:b/>
           <w:sz w:val="24"/>
         </w:rPr>
-        <w:t>2. Câu trả lời chi tiết của AI</w:t>
+        <w:t>2. Detailed AI Response</w:t>
       </w:r>
     </w:p>
     <w:p>
@@ -1976,7 +1976,7 @@
           <w:b/>
           <w:sz w:val="24"/>
         </w:rPr>
-        <w:t>3. Đánh giá, chọn lọc &amp; Tùy biến mã nguồn của Sinh viên</w:t>
+        <w:t>3. Student's Validation, Selection &amp; Source Code Customization</w:t>
       </w:r>
     </w:p>
     <w:p>
@@ -1988,7 +1988,7 @@
           <w:rFonts w:ascii="Times New Roman" w:hAnsi="Times New Roman"/>
           <w:sz w:val="24"/>
         </w:rPr>
-        <w:t>Chúng tôi kiểm tra mã tách chuỗi header. Chúng tôi đã tùy biến mã nguồn để xử lý không phân biệt chữ hoa chữ thường đối với tên header (ví dụ: `Authorization` hoặc `authorization`). Chúng tôi cũng thêm kiểm tra độ dài chuỗi sau phân tách để tránh lỗi chỉ mục khi client gửi chuỗi header không đúng định dạng.</w:t>
+        <w:t>We verified the extraction code. We customized it to support case-insensitive header names (e.g. `Authorization` or `authorization`) and added length checks to prevent index out of bounds on malformed headers.</w:t>
       </w:r>
     </w:p>
     <w:sectPr>
